--- a/REPORT2_报告_中文.docx
+++ b/REPORT2_报告_中文.docx
@@ -75,12 +75,6 @@
       </w:pPr>
       <w:r>
         <w:rPr>
-          <w:sz w:val="19"/>
-        </w:rPr>
-        <w:t xml:space="preserve">我们使用 </w:t>
-      </w:r>
-      <w:r>
-        <w:rPr>
           <w:b/>
           <w:sz w:val="19"/>
         </w:rPr>
@@ -101,7 +95,7 @@
         <w:rPr>
           <w:sz w:val="19"/>
         </w:rPr>
-        <w:t xml:space="preserve">我们把记录切成很多短样例：模型看到某辆车</w:t>
+        <w:t xml:space="preserve">我们把记录切成样例：模型看到某辆车</w:t>
       </w:r>
       <w:r>
         <w:rPr>
@@ -164,7 +158,7 @@
         <w:rPr>
           <w:sz w:val="19"/>
         </w:rPr>
-        <w:t xml:space="preserve">。我们按</w:t>
+        <w:t xml:space="preserve">，按</w:t>
       </w:r>
       <w:r>
         <w:rPr>
@@ -177,7 +171,7 @@
         <w:rPr>
           <w:sz w:val="19"/>
         </w:rPr>
-        <w:t xml:space="preserve">划分（绝不按帧划分，否则同一段行程会同时出现在训练和测试里），并保证四个城市在每一份里都出现：175,522 个用于训练，61,327 个用于训练"模型选择器"，61,026 个留作最终测试。</w:t>
+        <w:t xml:space="preserve">划分（绝不按帧，否则同一段行程会同时进训练和测试），并保证四个城市在每一份里都出现：175,522 个用于训练，61,327 个用于训练选择器，61,026 个留作测试。</w:t>
       </w:r>
     </w:p>
     <w:p>
@@ -239,7 +233,7 @@
         <w:rPr>
           <w:sz w:val="19"/>
         </w:rPr>
-        <w:t xml:space="preserve"> 从随机噪声出发，用 15 个小步修成一条轨迹；可以给出好几种都合理的未来。</w:t>
+        <w:t xml:space="preserve"> 从随机噪声出发，用 15 个小步修成一条轨迹；能给出好几种合理的未来。</w:t>
       </w:r>
     </w:p>
     <w:p>
@@ -288,33 +282,20 @@
         <w:rPr>
           <w:sz w:val="19"/>
         </w:rPr>
-        <w:t xml:space="preserve">三者共用</w:t>
-      </w:r>
-      <w:r>
-        <w:rPr>
-          <w:b/>
-          <w:sz w:val="19"/>
-        </w:rPr>
-        <w:t xml:space="preserve">相同的输入编码器</w:t>
-      </w:r>
-      <w:r>
-        <w:rPr>
-          <w:sz w:val="19"/>
-        </w:rPr>
-        <w:t xml:space="preserve">和</w:t>
-      </w:r>
-      <w:r>
-        <w:rPr>
-          <w:b/>
-          <w:sz w:val="19"/>
-        </w:rPr>
-        <w:t xml:space="preserve">相同的 369 万参数轨迹网络</w:t>
-      </w:r>
-      <w:r>
-        <w:rPr>
-          <w:sz w:val="19"/>
-        </w:rPr>
-        <w:t xml:space="preserve">，只有训练规则和生成过程不同。否则赢的可能只是"网络更大"。三者还遵守同一条固定物理规则：轨迹必须平滑、符合真实车辆的运动方式，并且必须精确地从车辆当前位置出发。</w:t>
+        <w:t xml:space="preserve">三者共用相同的输入编码器和相同的 </w:t>
+      </w:r>
+      <w:r>
+        <w:rPr>
+          <w:b/>
+          <w:sz w:val="19"/>
+        </w:rPr>
+        <w:t xml:space="preserve">369 万参数轨迹网络</w:t>
+      </w:r>
+      <w:r>
+        <w:rPr>
+          <w:sz w:val="19"/>
+        </w:rPr>
+        <w:t xml:space="preserve">，只有训练规则和生成过程不同 —— 否则赢的可能只是"网络更大"。三者还遵守同一条固定物理规则：轨迹必须平滑、符合真实运动方式，并且精确地从车辆当前位置出发。</w:t>
       </w:r>
     </w:p>
     <w:p>
@@ -337,20 +318,33 @@
         <w:rPr>
           <w:sz w:val="19"/>
         </w:rPr>
-        <w:t xml:space="preserve">结果来自 </w:t>
-      </w:r>
-      <w:r>
-        <w:rPr>
-          <w:b/>
-          <w:sz w:val="19"/>
-        </w:rPr>
-        <w:t xml:space="preserve">61,026 个模型训练时从未见过的样例</w:t>
-      </w:r>
-      <w:r>
-        <w:rPr>
-          <w:sz w:val="19"/>
-        </w:rPr>
-        <w:t xml:space="preserve">（三次随机运行取平均；误差是预测位置与真实位置的距离，在 8 秒上平均，6 条候选中取最好的一条）：</w:t>
+        <w:t xml:space="preserve">在 61,026 个模型没见过的样例中随机取 </w:t>
+      </w:r>
+      <w:r>
+        <w:rPr>
+          <w:b/>
+          <w:sz w:val="19"/>
+        </w:rPr>
+        <w:t xml:space="preserve">4,096 个场景</w:t>
+      </w:r>
+      <w:r>
+        <w:rPr>
+          <w:sz w:val="19"/>
+        </w:rPr>
+        <w:t xml:space="preserve">评测（三次随机运行取平均；误差是预测位置与真实位置的距离，在 8 秒上平均，6 条候选取最好的一条）。这是</w:t>
+      </w:r>
+      <w:r>
+        <w:rPr>
+          <w:b/>
+          <w:sz w:val="19"/>
+        </w:rPr>
+        <w:t xml:space="preserve">开环</w:t>
+      </w:r>
+      <w:r>
+        <w:rPr>
+          <w:sz w:val="19"/>
+        </w:rPr>
+        <w:t xml:space="preserve">评测：与记录的真实未来对比，不是完整闭环仿真。</w:t>
       </w:r>
     </w:p>
     <w:tbl>
@@ -808,7 +802,7 @@
         <w:rPr>
           <w:sz w:val="19"/>
         </w:rPr>
-        <w:t xml:space="preserve">），并且三者都比"保持当前速度"的基线好 </w:t>
+        <w:t xml:space="preserve">），三者都比匀速基线好 </w:t>
       </w:r>
       <w:r>
         <w:rPr>
@@ -840,39 +834,26 @@
           <w:b/>
           <w:sz w:val="19"/>
         </w:rPr>
-        <w:t xml:space="preserve">第二个研究问题有答案了：流匹配几乎一样好</w:t>
-      </w:r>
-      <w:r>
-        <w:rPr>
-          <w:sz w:val="19"/>
-        </w:rPr>
-        <w:t xml:space="preserve"> —— 只比扩散差 </w:t>
-      </w:r>
-      <w:r>
-        <w:rPr>
-          <w:b/>
-          <w:sz w:val="19"/>
-        </w:rPr>
-        <w:t xml:space="preserve">5%</w:t>
-      </w:r>
-      <w:r>
-        <w:rPr>
-          <w:sz w:val="19"/>
-        </w:rPr>
-        <w:t xml:space="preserve">，算力却只要约</w:t>
-      </w:r>
-      <w:r>
-        <w:rPr>
-          <w:b/>
-          <w:sz w:val="19"/>
-        </w:rPr>
-        <w:t xml:space="preserve">四分之一</w:t>
-      </w:r>
-      <w:r>
-        <w:rPr>
-          <w:sz w:val="19"/>
-        </w:rPr>
-        <w:t xml:space="preserve">。给它超过 4 步也不会更好。</w:t>
+        <w:t xml:space="preserve">在我们这次训练的模型上，流匹配和扩散几乎一样好</w:t>
+      </w:r>
+      <w:r>
+        <w:rPr>
+          <w:sz w:val="19"/>
+        </w:rPr>
+        <w:t xml:space="preserve"> —— 差 5%，算力只要约四分之一。这是关于</w:t>
+      </w:r>
+      <w:r>
+        <w:rPr>
+          <w:b/>
+          <w:sz w:val="19"/>
+        </w:rPr>
+        <w:t xml:space="preserve">我们这两个模型</w:t>
+      </w:r>
+      <w:r>
+        <w:rPr>
+          <w:sz w:val="19"/>
+        </w:rPr>
+        <w:t xml:space="preserve">的结论，不是"流匹配一定如此"；超过 4 步也没有帮助。</w:t>
       </w:r>
     </w:p>
     <w:p>
@@ -884,7 +865,7 @@
         <w:rPr>
           <w:sz w:val="19"/>
         </w:rPr>
-        <w:t xml:space="preserve">3. 我们是</w:t>
+        <w:t xml:space="preserve">3. 我们</w:t>
       </w:r>
       <w:r>
         <w:rPr>
@@ -897,7 +878,7 @@
         <w:rPr>
           <w:sz w:val="19"/>
         </w:rPr>
-        <w:t xml:space="preserve">了实现而不是假定它能跑：给它一个完美目标时，生成过程能精确还原它（误差 0.000）；而故意做坏的控制实验会正确地失败。</w:t>
+        <w:t xml:space="preserve">了实现而不是假定：给它完美目标时能精确还原（误差 0.000），而故意做坏的控制实验会正确失败。</w:t>
       </w:r>
     </w:p>
     <w:p>
@@ -915,59 +896,85 @@
         <w:rPr>
           <w:sz w:val="19"/>
         </w:rPr>
-        <w:t xml:space="preserve"> 目标是挑出"还够准的前提下最便宜"的模型。如果每个场景都能完美选到最好的模型，误差能降 22%；但这有误导性 —— 在多个带噪声的测量里取最小值，永远显得比真实好。用每条模型</w:t>
-      </w:r>
-      <w:r>
-        <w:rPr>
-          <w:b/>
-          <w:sz w:val="19"/>
-        </w:rPr>
-        <w:t xml:space="preserve">一半</w:t>
-      </w:r>
-      <w:r>
-        <w:rPr>
-          <w:sz w:val="19"/>
-        </w:rPr>
-        <w:t xml:space="preserve">的候选来选模型、再用</w:t>
-      </w:r>
-      <w:r>
-        <w:rPr>
-          <w:b/>
-          <w:sz w:val="19"/>
-        </w:rPr>
-        <w:t xml:space="preserve">另一半</w:t>
-      </w:r>
-      <w:r>
-        <w:rPr>
-          <w:sz w:val="19"/>
-        </w:rPr>
-        <w:t xml:space="preserve">打分时，真实收益只有 </w:t>
-      </w:r>
-      <w:r>
-        <w:rPr>
-          <w:b/>
-          <w:sz w:val="19"/>
-        </w:rPr>
-        <w:t xml:space="preserve">4.7%</w:t>
-      </w:r>
-      <w:r>
-        <w:rPr>
-          <w:sz w:val="19"/>
-        </w:rPr>
-        <w:t xml:space="preserve">。我们学出来的选择器能拿到 </w:t>
-      </w:r>
-      <w:r>
-        <w:rPr>
-          <w:b/>
-          <w:sz w:val="19"/>
-        </w:rPr>
-        <w:t xml:space="preserve">1–2%</w:t>
-      </w:r>
-      <w:r>
-        <w:rPr>
-          <w:sz w:val="19"/>
-        </w:rPr>
-        <w:t xml:space="preserve">，约为可得收益的三分之一。</w:t>
+        <w:t xml:space="preserve"> 目标是挑出"还够准的前提下最便宜"的模型。先看上限：如果每个场景都能完美分到最好的模型，误差会从 1.72 m 降到 1.35 m（</w:t>
+      </w:r>
+      <w:r>
+        <w:rPr>
+          <w:b/>
+          <w:sz w:val="19"/>
+        </w:rPr>
+        <w:t xml:space="preserve">21%</w:t>
+      </w:r>
+      <w:r>
+        <w:rPr>
+          <w:sz w:val="19"/>
+        </w:rPr>
+        <w:t xml:space="preserve">）。我们训练的两个选择器能拿到这个上限的 </w:t>
+      </w:r>
+      <w:r>
+        <w:rPr>
+          <w:b/>
+          <w:sz w:val="19"/>
+        </w:rPr>
+        <w:t xml:space="preserve">5–12%</w:t>
+      </w:r>
+      <w:r>
+        <w:rPr>
+          <w:sz w:val="19"/>
+        </w:rPr>
+        <w:t xml:space="preserve">。瓶颈不在上限，而在</w:t>
+      </w:r>
+      <w:r>
+        <w:rPr>
+          <w:b/>
+          <w:sz w:val="19"/>
+        </w:rPr>
+        <w:t xml:space="preserve">能不能预测它</w:t>
+      </w:r>
+      <w:r>
+        <w:rPr>
+          <w:sz w:val="19"/>
+        </w:rPr>
+        <w:t xml:space="preserve">：单个场景上流匹配和扩散谁更好，从场景特征上基本</w:t>
+      </w:r>
+      <w:r>
+        <w:rPr>
+          <w:b/>
+          <w:sz w:val="19"/>
+        </w:rPr>
+        <w:t xml:space="preserve">预测不出来</w:t>
+      </w:r>
+      <w:r>
+        <w:rPr>
+          <w:sz w:val="19"/>
+        </w:rPr>
+        <w:t xml:space="preserve">（相关系数 −0.03），而且这部分差异本身就主要是抽样噪声；而"回归 vs 生成"是</w:t>
+      </w:r>
+      <w:r>
+        <w:rPr>
+          <w:b/>
+          <w:sz w:val="19"/>
+        </w:rPr>
+        <w:t xml:space="preserve">真实存在</w:t>
+      </w:r>
+      <w:r>
+        <w:rPr>
+          <w:sz w:val="19"/>
+        </w:rPr>
+        <w:t xml:space="preserve">的差别（分半可靠性 0.60），但同样只能弱预测（0.15）。所以杠杆在</w:t>
+      </w:r>
+      <w:r>
+        <w:rPr>
+          <w:b/>
+          <w:sz w:val="19"/>
+        </w:rPr>
+        <w:t xml:space="preserve">更好的输入特征：地图与车道几何</w:t>
+      </w:r>
+      <w:r>
+        <w:rPr>
+          <w:sz w:val="19"/>
+        </w:rPr>
+        <w:t xml:space="preserve">。</w:t>
       </w:r>
     </w:p>
     <w:p>
@@ -997,7 +1004,7 @@
         <w:rPr>
           <w:sz w:val="19"/>
         </w:rPr>
-        <w:t xml:space="preserve"> 数据集把位置存成极大的全局坐标；用较低精度换算到局部尺度时，每个位置会偏移最多 </w:t>
+        <w:t xml:space="preserve"> 位置存成极大的全局坐标；用较低精度换算到局部尺度时，每个位置会偏移最多 </w:t>
       </w:r>
       <w:r>
         <w:rPr>
@@ -1010,7 +1017,7 @@
         <w:rPr>
           <w:sz w:val="19"/>
         </w:rPr>
-        <w:t xml:space="preserve">。记录的位置还存在</w:t>
+        <w:t xml:space="preserve">。记录位置还存在</w:t>
       </w:r>
       <w:r>
         <w:rPr>
@@ -1023,7 +1030,7 @@
         <w:rPr>
           <w:sz w:val="19"/>
         </w:rPr>
-        <w:t xml:space="preserve">，所以哪怕是真值，一求导也显得物理上不可能，我们那条"物理合理"的检查只能改成相对数据本身来判定。</w:t>
+        <w:t xml:space="preserve">，所以连真值一求导都显得物理上不可能，我们的合理性检查只能改成相对数据本身判定。</w:t>
       </w:r>
     </w:p>
     <w:p>
@@ -1054,33 +1061,33 @@
         <w:rPr>
           <w:sz w:val="19"/>
         </w:rPr>
-        <w:t xml:space="preserve">而不是轨迹，把微小误差放大得非常厉害，输出完全不可用。第一次对比是</w:t>
-      </w:r>
-      <w:r>
-        <w:rPr>
-          <w:b/>
-          <w:sz w:val="19"/>
-        </w:rPr>
-        <w:t xml:space="preserve">不公平的</w:t>
-      </w:r>
-      <w:r>
-        <w:rPr>
-          <w:sz w:val="19"/>
-        </w:rPr>
-        <w:t xml:space="preserve">（一个模型的参数少 8 倍），已经改正。而"从多个样本里取最好的那个来训练"这个生成多样化预测的标准技巧，</w:t>
-      </w:r>
-      <w:r>
-        <w:rPr>
-          <w:b/>
-          <w:sz w:val="19"/>
-        </w:rPr>
-        <w:t xml:space="preserve">在这里彻底失效</w:t>
-      </w:r>
-      <w:r>
-        <w:rPr>
-          <w:sz w:val="19"/>
-        </w:rPr>
-        <w:t xml:space="preserve">，因为它会让生成器在大多数随机输入下变成未定义。</w:t>
+        <w:t xml:space="preserve">而不是轨迹，把微小误差放大到输出完全不可用。第一次对比</w:t>
+      </w:r>
+      <w:r>
+        <w:rPr>
+          <w:b/>
+          <w:sz w:val="19"/>
+        </w:rPr>
+        <w:t xml:space="preserve">不公平</w:t>
+      </w:r>
+      <w:r>
+        <w:rPr>
+          <w:sz w:val="19"/>
+        </w:rPr>
+        <w:t xml:space="preserve">（一个模型参数少 8 倍），已改正。"从多个样本里取最好的来训练"这个生成多样化预测的标准技巧，</w:t>
+      </w:r>
+      <w:r>
+        <w:rPr>
+          <w:b/>
+          <w:sz w:val="19"/>
+        </w:rPr>
+        <w:t xml:space="preserve">在这里失效</w:t>
+      </w:r>
+      <w:r>
+        <w:rPr>
+          <w:sz w:val="19"/>
+        </w:rPr>
+        <w:t xml:space="preserve">：它让生成器在大多数随机输入下变成未定义。</w:t>
       </w:r>
     </w:p>
     <w:p>
@@ -1098,7 +1105,7 @@
         <w:rPr>
           <w:sz w:val="19"/>
         </w:rPr>
-        <w:t xml:space="preserve"> 预测过于平滑，转弯幅度被系统性低估。6 条候选未来侧向只覆盖约 </w:t>
+        <w:t xml:space="preserve"> 预测过于平滑，转弯被低估。6 条候选侧向只覆盖约 </w:t>
       </w:r>
       <w:r>
         <w:rPr>
@@ -1124,7 +1131,7 @@
         <w:rPr>
           <w:sz w:val="19"/>
         </w:rPr>
-        <w:t xml:space="preserve">。高速下的急转弯基本会漏掉，而且目前还没有引入地图信息。</w:t>
+        <w:t xml:space="preserve">。高速急转弯会漏掉，且尚未引入地图信息。</w:t>
       </w:r>
     </w:p>
     <w:p>
@@ -1160,7 +1167,7 @@
         <w:rPr>
           <w:sz w:val="19"/>
         </w:rPr>
-        <w:t xml:space="preserve">2. 用更好的输入特征改进选择器。</w:t>
+        <w:t xml:space="preserve">2. 用这些特征改进选择器。</w:t>
       </w:r>
     </w:p>
     <w:p>
@@ -1172,7 +1179,7 @@
         <w:rPr>
           <w:sz w:val="19"/>
         </w:rPr>
-        <w:t xml:space="preserve">3. 用另一种在"逐步生成"下仍然成立的方法，替代已经失效的"多采样取最优"思路。</w:t>
+        <w:t xml:space="preserve">3. 用适合"逐步生成"的方法替代已失效的"多采样取最优"。</w:t>
       </w:r>
     </w:p>
     <w:p>
@@ -1184,7 +1191,7 @@
         <w:rPr>
           <w:sz w:val="19"/>
         </w:rPr>
-        <w:t xml:space="preserve">4. 用更多随机运行重复对比，并按场景类型（直道、路口、转弯）拆开报告。</w:t>
+        <w:t xml:space="preserve">4. 用更多随机运行重复对比，并按场景类型拆开报告。</w:t>
       </w:r>
     </w:p>
     <w:sectPr>
